--- a/Templates/самобанкротство/реализ/САМО_решение_банкротом_акт_реализ_маркированный.docx
+++ b/Templates/самобанкротство/реализ/САМО_решение_банкротом_акт_реализ_маркированный.docx
@@ -459,7 +459,7 @@
       <w:pPr>
         <w:pStyle w:val="a3"/>
         <w:tabs>
-          <w:tab w:val="left" w:pos="7947"/>
+          <w:tab w:pos="10636" w:val="right"/>
         </w:tabs>
       </w:pPr>
       <w:r>
@@ -2241,7 +2241,7 @@
       <w:pPr>
         <w:pStyle w:val="a3"/>
         <w:tabs>
-          <w:tab w:val="left" w:pos="8067"/>
+          <w:tab w:pos="10636" w:val="right"/>
         </w:tabs>
         <w:ind w:left="284"/>
         <w:jc w:val="left"/>
